--- a/backend/word_templates/工程类/集团内工程/材料（设备）采购/邀请询比/8.采购记录及结果审核表.docx
+++ b/backend/word_templates/工程类/集团内工程/材料（设备）采购/邀请询比/8.采购记录及结果审核表.docx
@@ -263,7 +263,7 @@
             <w:r>
               <w:rPr>
                 <w:rFonts w:hint="eastAsia" w:ascii="仿宋_GB2312" w:hAnsi="Times New Roman" w:eastAsia="仿宋_GB2312"/>
-                <w:color w:val="auto"/>
+                <w:color w:val="0000FF"/>
                 <w:sz w:val="24"/>
                 <w:highlight w:val="none"/>
                 <w:lang w:val="en-US" w:eastAsia="zh-CN"/>
@@ -355,7 +355,7 @@
             <w:r>
               <w:rPr>
                 <w:rFonts w:hint="eastAsia" w:ascii="仿宋_GB2312" w:hAnsi="Times New Roman" w:eastAsia="仿宋_GB2312"/>
-                <w:color w:val="auto"/>
+                <w:color w:val="0000FF"/>
                 <w:sz w:val="24"/>
                 <w:highlight w:val="none"/>
                 <w:lang w:val="en-US" w:eastAsia="zh-CN"/>
@@ -428,7 +428,7 @@
               <w:jc w:val="center"/>
               <w:rPr>
                 <w:rFonts w:ascii="Times New Roman" w:hAnsi="Times New Roman" w:eastAsia="仿宋_GB2312"/>
-                <w:color w:val="auto"/>
+                <w:color w:val="0000FF"/>
                 <w:sz w:val="24"/>
                 <w:highlight w:val="none"/>
               </w:rPr>
@@ -436,7 +436,7 @@
             <w:r>
               <w:rPr>
                 <w:rFonts w:hint="eastAsia" w:ascii="仿宋_GB2312" w:hAnsi="Times New Roman" w:eastAsia="仿宋_GB2312" w:cs="Times New Roman"/>
-                <w:color w:val="auto"/>
+                <w:color w:val="0000FF"/>
                 <w:sz w:val="24"/>
                 <w:highlight w:val="none"/>
                 <w:lang w:val="en-US" w:eastAsia="zh-CN"/>
@@ -446,7 +446,7 @@
             <w:r>
               <w:rPr>
                 <w:rFonts w:hint="eastAsia" w:ascii="仿宋_GB2312" w:hAnsi="Times New Roman" w:eastAsia="仿宋_GB2312"/>
-                <w:color w:val="auto"/>
+                <w:color w:val="0000FF"/>
                 <w:sz w:val="24"/>
                 <w:highlight w:val="none"/>
                 <w:lang w:val="en-US" w:eastAsia="zh-CN"/>
@@ -975,7 +975,7 @@
               <w:jc w:val="center"/>
               <w:rPr>
                 <w:rFonts w:hint="eastAsia" w:ascii="仿宋_GB2312" w:hAnsi="仿宋_GB2312" w:eastAsia="仿宋_GB2312" w:cs="仿宋_GB2312"/>
-                <w:color w:val="auto"/>
+                <w:color w:val="0000FF"/>
                 <w:sz w:val="21"/>
                 <w:szCs w:val="21"/>
                 <w:highlight w:val="none"/>
@@ -985,7 +985,7 @@
             <w:r>
               <w:rPr>
                 <w:rFonts w:hint="eastAsia" w:ascii="仿宋_GB2312" w:hAnsi="仿宋_GB2312" w:eastAsia="仿宋_GB2312" w:cs="仿宋_GB2312"/>
-                <w:color w:val="auto"/>
+                <w:color w:val="0000FF"/>
                 <w:sz w:val="21"/>
                 <w:szCs w:val="21"/>
                 <w:highlight w:val="none"/>
@@ -1010,7 +1010,7 @@
               <w:jc w:val="center"/>
               <w:rPr>
                 <w:rFonts w:hint="default" w:ascii="仿宋_GB2312" w:hAnsi="仿宋_GB2312" w:eastAsia="仿宋_GB2312" w:cs="仿宋_GB2312"/>
-                <w:color w:val="auto"/>
+                <w:color w:val="0000FF"/>
                 <w:sz w:val="21"/>
                 <w:szCs w:val="21"/>
                 <w:highlight w:val="none"/>
@@ -1020,7 +1020,7 @@
             <w:r>
               <w:rPr>
                 <w:rFonts w:hint="eastAsia" w:ascii="仿宋_GB2312" w:hAnsi="仿宋_GB2312" w:eastAsia="仿宋_GB2312" w:cs="仿宋_GB2312"/>
-                <w:color w:val="auto"/>
+                <w:color w:val="0000FF"/>
                 <w:sz w:val="21"/>
                 <w:szCs w:val="21"/>
                 <w:highlight w:val="none"/>
@@ -1045,7 +1045,7 @@
               <w:jc w:val="center"/>
               <w:rPr>
                 <w:rFonts w:hint="default" w:ascii="仿宋_GB2312" w:hAnsi="仿宋_GB2312" w:eastAsia="仿宋_GB2312" w:cs="仿宋_GB2312"/>
-                <w:color w:val="auto"/>
+                <w:color w:val="0000FF"/>
                 <w:sz w:val="21"/>
                 <w:szCs w:val="21"/>
                 <w:highlight w:val="none"/>
@@ -1055,7 +1055,7 @@
             <w:r>
               <w:rPr>
                 <w:rFonts w:hint="eastAsia" w:ascii="仿宋_GB2312" w:hAnsi="仿宋_GB2312" w:eastAsia="仿宋_GB2312" w:cs="仿宋_GB2312"/>
-                <w:color w:val="auto"/>
+                <w:color w:val="0000FF"/>
                 <w:sz w:val="21"/>
                 <w:szCs w:val="21"/>
                 <w:highlight w:val="none"/>
@@ -1216,17 +1216,19 @@
               <w:jc w:val="center"/>
               <w:rPr>
                 <w:rFonts w:hint="eastAsia" w:ascii="仿宋_GB2312" w:hAnsi="仿宋_GB2312" w:eastAsia="仿宋_GB2312" w:cs="仿宋_GB2312"/>
-                <w:color w:val="auto"/>
+                <w:color w:val="0000FF"/>
                 <w:sz w:val="21"/>
                 <w:szCs w:val="21"/>
                 <w:highlight w:val="none"/>
                 <w:lang w:val="en-US" w:eastAsia="zh-CN"/>
               </w:rPr>
             </w:pPr>
-            <w:r>
-              <w:rPr>
-                <w:rFonts w:hint="eastAsia" w:ascii="仿宋_GB2312" w:hAnsi="仿宋_GB2312" w:eastAsia="仿宋_GB2312" w:cs="仿宋_GB2312"/>
-                <w:color w:val="auto"/>
+            <w:bookmarkStart w:id="0" w:name="_GoBack"/>
+            <w:bookmarkEnd w:id="0"/>
+            <w:r>
+              <w:rPr>
+                <w:rFonts w:hint="eastAsia" w:ascii="仿宋_GB2312" w:hAnsi="仿宋_GB2312" w:eastAsia="仿宋_GB2312" w:cs="仿宋_GB2312"/>
+                <w:color w:val="0000FF"/>
                 <w:sz w:val="21"/>
                 <w:szCs w:val="21"/>
                 <w:highlight w:val="none"/>
@@ -1251,7 +1253,7 @@
               <w:jc w:val="center"/>
               <w:rPr>
                 <w:rFonts w:hint="default" w:ascii="仿宋_GB2312" w:hAnsi="仿宋_GB2312" w:eastAsia="仿宋_GB2312" w:cs="仿宋_GB2312"/>
-                <w:color w:val="auto"/>
+                <w:color w:val="0000FF"/>
                 <w:sz w:val="21"/>
                 <w:szCs w:val="21"/>
                 <w:highlight w:val="none"/>
@@ -1261,7 +1263,7 @@
             <w:r>
               <w:rPr>
                 <w:rFonts w:hint="eastAsia" w:ascii="仿宋_GB2312" w:hAnsi="仿宋_GB2312" w:eastAsia="仿宋_GB2312" w:cs="仿宋_GB2312"/>
-                <w:color w:val="auto"/>
+                <w:color w:val="0000FF"/>
                 <w:sz w:val="21"/>
                 <w:szCs w:val="21"/>
                 <w:highlight w:val="none"/>
@@ -1286,7 +1288,7 @@
               <w:jc w:val="center"/>
               <w:rPr>
                 <w:rFonts w:hint="default" w:ascii="仿宋_GB2312" w:hAnsi="仿宋_GB2312" w:eastAsia="仿宋_GB2312" w:cs="仿宋_GB2312"/>
-                <w:color w:val="auto"/>
+                <w:color w:val="0000FF"/>
                 <w:sz w:val="21"/>
                 <w:szCs w:val="21"/>
                 <w:highlight w:val="none"/>
@@ -1296,7 +1298,7 @@
             <w:r>
               <w:rPr>
                 <w:rFonts w:hint="eastAsia" w:ascii="仿宋_GB2312" w:hAnsi="仿宋_GB2312" w:eastAsia="仿宋_GB2312" w:cs="仿宋_GB2312"/>
-                <w:color w:val="auto"/>
+                <w:color w:val="0000FF"/>
                 <w:sz w:val="21"/>
                 <w:szCs w:val="21"/>
                 <w:highlight w:val="none"/>
@@ -1457,7 +1459,7 @@
               <w:jc w:val="center"/>
               <w:rPr>
                 <w:rFonts w:hint="eastAsia" w:ascii="仿宋_GB2312" w:hAnsi="仿宋_GB2312" w:eastAsia="仿宋_GB2312" w:cs="仿宋_GB2312"/>
-                <w:color w:val="auto"/>
+                <w:color w:val="0000FF"/>
                 <w:sz w:val="21"/>
                 <w:szCs w:val="21"/>
                 <w:highlight w:val="none"/>
@@ -1467,7 +1469,7 @@
             <w:r>
               <w:rPr>
                 <w:rFonts w:hint="eastAsia" w:ascii="仿宋_GB2312" w:hAnsi="仿宋_GB2312" w:eastAsia="仿宋_GB2312" w:cs="仿宋_GB2312"/>
-                <w:color w:val="auto"/>
+                <w:color w:val="0000FF"/>
                 <w:sz w:val="21"/>
                 <w:szCs w:val="21"/>
                 <w:highlight w:val="none"/>
@@ -1492,7 +1494,7 @@
               <w:jc w:val="center"/>
               <w:rPr>
                 <w:rFonts w:hint="default" w:ascii="仿宋_GB2312" w:hAnsi="仿宋_GB2312" w:eastAsia="仿宋_GB2312" w:cs="仿宋_GB2312"/>
-                <w:color w:val="auto"/>
+                <w:color w:val="0000FF"/>
                 <w:sz w:val="21"/>
                 <w:szCs w:val="21"/>
                 <w:highlight w:val="none"/>
@@ -1502,7 +1504,7 @@
             <w:r>
               <w:rPr>
                 <w:rFonts w:hint="eastAsia" w:ascii="仿宋_GB2312" w:hAnsi="仿宋_GB2312" w:eastAsia="仿宋_GB2312" w:cs="仿宋_GB2312"/>
-                <w:color w:val="auto"/>
+                <w:color w:val="0000FF"/>
                 <w:sz w:val="21"/>
                 <w:szCs w:val="21"/>
                 <w:highlight w:val="none"/>
@@ -1527,7 +1529,7 @@
               <w:jc w:val="center"/>
               <w:rPr>
                 <w:rFonts w:hint="default" w:ascii="仿宋_GB2312" w:hAnsi="仿宋_GB2312" w:eastAsia="仿宋_GB2312" w:cs="仿宋_GB2312"/>
-                <w:color w:val="auto"/>
+                <w:color w:val="0000FF"/>
                 <w:sz w:val="21"/>
                 <w:szCs w:val="21"/>
                 <w:highlight w:val="none"/>
@@ -1537,7 +1539,7 @@
             <w:r>
               <w:rPr>
                 <w:rFonts w:hint="eastAsia" w:ascii="仿宋_GB2312" w:hAnsi="仿宋_GB2312" w:eastAsia="仿宋_GB2312" w:cs="仿宋_GB2312"/>
-                <w:color w:val="auto"/>
+                <w:color w:val="0000FF"/>
                 <w:sz w:val="21"/>
                 <w:szCs w:val="21"/>
                 <w:highlight w:val="none"/>
@@ -1848,7 +1850,7 @@
               <w:jc w:val="center"/>
               <w:rPr>
                 <w:rFonts w:hint="eastAsia" w:ascii="仿宋_GB2312" w:hAnsi="仿宋_GB2312" w:eastAsia="仿宋_GB2312" w:cs="仿宋_GB2312"/>
-                <w:color w:val="auto"/>
+                <w:color w:val="0000FF"/>
                 <w:sz w:val="22"/>
                 <w:szCs w:val="22"/>
                 <w:highlight w:val="none"/>
@@ -1858,7 +1860,7 @@
             <w:r>
               <w:rPr>
                 <w:rFonts w:hint="eastAsia" w:ascii="仿宋_GB2312" w:hAnsi="仿宋_GB2312" w:eastAsia="仿宋_GB2312" w:cs="仿宋_GB2312"/>
-                <w:color w:val="auto"/>
+                <w:color w:val="0000FF"/>
                 <w:sz w:val="22"/>
                 <w:szCs w:val="22"/>
                 <w:highlight w:val="none"/>
@@ -1956,7 +1958,7 @@
               <w:jc w:val="center"/>
               <w:rPr>
                 <w:rFonts w:hint="eastAsia" w:ascii="仿宋_GB2312" w:hAnsi="仿宋_GB2312" w:eastAsia="仿宋_GB2312" w:cs="仿宋_GB2312"/>
-                <w:color w:val="auto"/>
+                <w:color w:val="0000FF"/>
                 <w:sz w:val="22"/>
                 <w:szCs w:val="22"/>
                 <w:highlight w:val="none"/>
@@ -1966,7 +1968,7 @@
             <w:r>
               <w:rPr>
                 <w:rFonts w:hint="eastAsia" w:ascii="仿宋_GB2312" w:hAnsi="仿宋_GB2312" w:eastAsia="仿宋_GB2312" w:cs="仿宋_GB2312"/>
-                <w:color w:val="auto"/>
+                <w:color w:val="0000FF"/>
                 <w:sz w:val="22"/>
                 <w:szCs w:val="22"/>
                 <w:highlight w:val="none"/>
@@ -2063,7 +2065,7 @@
               <w:jc w:val="center"/>
               <w:rPr>
                 <w:rFonts w:hint="eastAsia" w:ascii="仿宋_GB2312" w:hAnsi="仿宋_GB2312" w:eastAsia="仿宋_GB2312" w:cs="仿宋_GB2312"/>
-                <w:color w:val="auto"/>
+                <w:color w:val="0000FF"/>
                 <w:sz w:val="22"/>
                 <w:szCs w:val="22"/>
                 <w:highlight w:val="none"/>
@@ -2073,7 +2075,7 @@
             <w:r>
               <w:rPr>
                 <w:rFonts w:hint="eastAsia" w:ascii="仿宋_GB2312" w:hAnsi="仿宋_GB2312" w:eastAsia="仿宋_GB2312" w:cs="仿宋_GB2312"/>
-                <w:color w:val="auto"/>
+                <w:color w:val="0000FF"/>
                 <w:sz w:val="22"/>
                 <w:szCs w:val="22"/>
                 <w:highlight w:val="none"/>
@@ -2527,23 +2529,12 @@
           <w:szCs w:val="21"/>
           <w:highlight w:val="none"/>
         </w:rPr>
-        <w:t>审批权限不涉及的审批栏可根据</w:t>
-      </w:r>
-      <w:bookmarkStart w:id="0" w:name="_GoBack"/>
-      <w:bookmarkEnd w:id="0"/>
-      <w:r>
-        <w:rPr>
-          <w:rFonts w:hint="eastAsia" w:ascii="仿宋_GB2312" w:hAnsi="Times New Roman" w:eastAsia="仿宋_GB2312"/>
-          <w:color w:val="auto"/>
-          <w:szCs w:val="21"/>
-          <w:highlight w:val="none"/>
-        </w:rPr>
-        <w:t>实际情况划“/”。</w:t>
+        <w:t>审批权限不涉及的审批栏可根据实际情况划“/”。</w:t>
       </w:r>
     </w:p>
     <w:sectPr>
       <w:pgSz w:w="11906" w:h="16838"/>
-      <w:pgMar w:top="1440" w:right="1800" w:bottom="1440" w:left="1800" w:header="851" w:footer="992" w:gutter="0"/>
+      <w:pgMar w:top="850" w:right="1800" w:bottom="1440" w:left="1800" w:header="851" w:footer="992" w:gutter="0"/>
       <w:cols w:space="720" w:num="1"/>
       <w:docGrid w:type="lines" w:linePitch="312" w:charSpace="0"/>
     </w:sectPr>
